--- a/[과제] 퀘스트+공간대여.docx
+++ b/[과제] 퀘스트+공간대여.docx
@@ -2081,7 +2081,7 @@
           </mc:Choice>
           <mc:Fallback>
             <w:pict>
-              <v:rect id="1032" style="position:absolute;margin-left:4.25079pt;margin-top:16.5439pt;width:56.1346pt;height:16.5pt;mso-position-horizontal-relative:column;mso-position-vertical-relative:line;v-text-anchor:top;mso-wrap-style:square;z-index:251684864" o:allowincell="t" filled="f" fillcolor="#ffffff" stroked="f">
+              <v:rect id="1032" style="position:absolute;margin-left:4.25079pt;margin-top:16.5439pt;width:56.1345pt;height:16.5pt;mso-position-horizontal-relative:column;mso-position-vertical-relative:line;v-text-anchor:top;mso-wrap-style:square;z-index:251684864" o:allowincell="t" filled="f" fillcolor="#ffffff" stroked="f">
                 <v:textbox inset="2.5mm,1.3mm,2.5mm,1.3mm">
                   <w:txbxContent>
                     <w:p>
@@ -2482,7 +2482,7 @@
           </mc:Choice>
           <mc:Fallback>
             <w:pict>
-              <v:rect id="1035" style="position:absolute;margin-left:95.775pt;margin-top:21.3374pt;width:56.1346pt;height:16.5pt;mso-position-horizontal-relative:column;mso-position-vertical-relative:line;v-text-anchor:top;mso-wrap-style:square;z-index:251686912" o:allowincell="t" filled="f" fillcolor="#ffffff" stroked="f">
+              <v:rect id="1035" style="position:absolute;margin-left:95.775pt;margin-top:21.3374pt;width:56.1345pt;height:16.5pt;mso-position-horizontal-relative:column;mso-position-vertical-relative:line;v-text-anchor:top;mso-wrap-style:square;z-index:251686912" o:allowincell="t" filled="f" fillcolor="#ffffff" stroked="f">
                 <v:textbox inset="2.5mm,1.3mm,2.5mm,1.3mm">
                   <w:txbxContent>
                     <w:p>
@@ -2961,7 +2961,7 @@
           </mc:Choice>
           <mc:Fallback>
             <w:pict>
-              <v:rect id="1039" style="position:absolute;margin-left:220.76pt;margin-top:0.652756pt;width:56.1346pt;height:16.5pt;mso-position-horizontal-relative:column;mso-position-vertical-relative:line;v-text-anchor:top;mso-wrap-style:square;z-index:251688960" o:allowincell="t" filled="f" fillcolor="#ffffff" stroked="f">
+              <v:rect id="1039" style="position:absolute;margin-left:220.76pt;margin-top:0.652756pt;width:56.1345pt;height:16.5pt;mso-position-horizontal-relative:column;mso-position-vertical-relative:line;v-text-anchor:top;mso-wrap-style:square;z-index:251688960" o:allowincell="t" filled="f" fillcolor="#ffffff" stroked="f">
                 <v:textbox inset="2.5mm,1.3mm,2.5mm,1.3mm">
                   <w:txbxContent>
                     <w:p>
@@ -3617,7 +3617,7 @@
           </mc:Choice>
           <mc:Fallback>
             <w:pict>
-              <v:oval id="1045" style="position:absolute;margin-left:347.084pt;margin-top:0.29378pt;width:41.9791pt;height:41.9793pt;mso-position-horizontal-relative:column;mso-position-vertical-relative:line;v-text-anchor:middle;mso-wrap-style:square;z-index:-251707392" o:allowincell="t" filled="t" fillcolor="#efe9fb" stroked="f">
+              <v:oval id="1045" style="position:absolute;margin-left:347.084pt;margin-top:0.293701pt;width:41.9791pt;height:41.9793pt;mso-position-horizontal-relative:column;mso-position-vertical-relative:line;v-text-anchor:middle;mso-wrap-style:square;z-index:-251707392" o:allowincell="t" filled="t" fillcolor="#efe9fb" stroked="f">
                 <v:stroke joinstyle="round"/>
               </v:oval>
             </w:pict>
@@ -3720,7 +3720,7 @@
           </mc:Choice>
           <mc:Fallback>
             <w:pict>
-              <v:rect id="1046" style="position:absolute;margin-left:475.788pt;margin-top:4.34488pt;width:56.1346pt;height:16.5pt;mso-position-horizontal-relative:column;mso-position-vertical-relative:line;v-text-anchor:top;mso-wrap-style:square;z-index:251693056" o:allowincell="t" filled="f" fillcolor="#ffffff" stroked="f">
+              <v:rect id="1046" style="position:absolute;margin-left:475.788pt;margin-top:4.34488pt;width:56.1345pt;height:16.5pt;mso-position-horizontal-relative:column;mso-position-vertical-relative:line;v-text-anchor:top;mso-wrap-style:square;z-index:251693056" o:allowincell="t" filled="f" fillcolor="#ffffff" stroked="f">
                 <v:textbox inset="2.5mm,1.3mm,2.5mm,1.3mm">
                   <w:txbxContent>
                     <w:p>
@@ -4240,6 +4240,26 @@
       <w:r>
         <w:rPr>
           <w:lang w:eastAsia="ko-KR"/>
+        </w:rPr>
+        <w:br w:type="page"/>
+      </w:r>
+    </w:p>
+    <w:p>
+      <w:pPr>
+        <w:spacing w:after="40" w:before="80"/>
+        <w:rPr>
+          <w:lang w:eastAsia="ko-KR"/>
+          <w:b/>
+          <w:color w:val="17324A"/>
+          <w:sz w:val="38"/>
+        </w:rPr>
+      </w:pPr>
+      <w:r>
+        <w:rPr>
+          <w:lang w:eastAsia="ko-KR"/>
+          <w:b/>
+          <w:color w:val="17324A"/>
+          <w:sz w:val="38"/>
         </w:rPr>
         <w:br w:type="page"/>
       </w:r>
@@ -13612,7 +13632,7 @@
           <wp:inline distT="0" distB="0" distL="0" distR="0">
             <wp:extent cx="6400800" cy="2346960"/>
             <wp:effectExtent l="0" t="0" r="0" b="0"/>
-            <wp:docPr id="1049" name="shape1049" hidden="0"/>
+            <wp:docPr id="1048" name="shape1048" hidden="0"/>
             <wp:cNvGraphicFramePr>
               <a:graphicFrameLocks xmlns:a="http://schemas.openxmlformats.org/drawingml/2006/main" noChangeAspect="1"/>
             </wp:cNvGraphicFramePr>
@@ -20557,7 +20577,7 @@
           <wp:inline distT="0" distB="0" distL="0" distR="0">
             <wp:extent cx="6400800" cy="1849120"/>
             <wp:effectExtent l="0" t="0" r="0" b="0"/>
-            <wp:docPr id="1050" name="shape1050" hidden="0"/>
+            <wp:docPr id="1049" name="shape1049" hidden="0"/>
             <wp:cNvGraphicFramePr>
               <a:graphicFrameLocks xmlns:a="http://schemas.openxmlformats.org/drawingml/2006/main" noChangeAspect="1"/>
             </wp:cNvGraphicFramePr>
@@ -25023,7 +25043,7 @@
           <wp:inline distT="0" distB="0" distL="0" distR="0">
             <wp:extent cx="6035040" cy="2548128"/>
             <wp:effectExtent l="0" t="0" r="0" b="0"/>
-            <wp:docPr id="1051" name="shape1051" hidden="0"/>
+            <wp:docPr id="1050" name="shape1050" hidden="0"/>
             <wp:cNvGraphicFramePr>
               <a:graphicFrameLocks xmlns:a="http://schemas.openxmlformats.org/drawingml/2006/main" noChangeAspect="1"/>
             </wp:cNvGraphicFramePr>
@@ -25102,158 +25122,158 @@
     <w:lsdException w:name="heading 7" w:semiHidden="1" w:uiPriority="9" w:unhideWhenUsed="1" w:qFormat="1"/>
     <w:lsdException w:name="heading 8" w:semiHidden="1" w:uiPriority="9" w:unhideWhenUsed="1" w:qFormat="1"/>
     <w:lsdException w:name="heading 9" w:semiHidden="1" w:uiPriority="9" w:unhideWhenUsed="1" w:qFormat="1"/>
-    <w:lsdException w:name="index 1" w:semiHidden="1" w:uiPriority="153" w:unhideWhenUsed="1"/>
-    <w:lsdException w:name="index 2" w:semiHidden="1" w:uiPriority="153" w:unhideWhenUsed="1"/>
-    <w:lsdException w:name="index 3" w:semiHidden="1" w:uiPriority="153" w:unhideWhenUsed="1"/>
-    <w:lsdException w:name="index 4" w:semiHidden="1" w:uiPriority="153" w:unhideWhenUsed="1"/>
-    <w:lsdException w:name="index 5" w:semiHidden="1" w:uiPriority="153" w:unhideWhenUsed="1"/>
-    <w:lsdException w:name="index 6" w:semiHidden="1" w:uiPriority="153" w:unhideWhenUsed="1"/>
-    <w:lsdException w:name="index 7" w:semiHidden="1" w:uiPriority="153" w:unhideWhenUsed="1"/>
-    <w:lsdException w:name="index 8" w:semiHidden="1" w:uiPriority="153" w:unhideWhenUsed="1"/>
-    <w:lsdException w:name="index 9" w:semiHidden="1" w:uiPriority="153" w:unhideWhenUsed="1"/>
-    <w:lsdException w:name="toc 1" w:semiHidden="1" w:uiPriority="135" w:unhideWhenUsed="1"/>
-    <w:lsdException w:name="toc 2" w:semiHidden="1" w:uiPriority="135" w:unhideWhenUsed="1"/>
-    <w:lsdException w:name="toc 3" w:semiHidden="1" w:uiPriority="135" w:unhideWhenUsed="1"/>
-    <w:lsdException w:name="toc 4" w:semiHidden="1" w:uiPriority="135" w:unhideWhenUsed="1"/>
-    <w:lsdException w:name="toc 5" w:semiHidden="1" w:uiPriority="135" w:unhideWhenUsed="1"/>
-    <w:lsdException w:name="toc 6" w:semiHidden="1" w:uiPriority="135" w:unhideWhenUsed="1"/>
-    <w:lsdException w:name="toc 7" w:semiHidden="1" w:uiPriority="135" w:unhideWhenUsed="1"/>
-    <w:lsdException w:name="toc 8" w:semiHidden="1" w:uiPriority="135" w:unhideWhenUsed="1"/>
-    <w:lsdException w:name="toc 9" w:semiHidden="1" w:uiPriority="135" w:unhideWhenUsed="1"/>
-    <w:lsdException w:name="Normal Indent" w:semiHidden="1" w:uiPriority="153" w:unhideWhenUsed="1"/>
-    <w:lsdException w:name="footnote text" w:semiHidden="1" w:uiPriority="153" w:unhideWhenUsed="1"/>
-    <w:lsdException w:name="annotation text" w:semiHidden="1" w:uiPriority="153" w:unhideWhenUsed="1"/>
-    <w:lsdException w:name="header" w:semiHidden="1" w:uiPriority="153" w:unhideWhenUsed="1"/>
-    <w:lsdException w:name="footer" w:semiHidden="1" w:uiPriority="153" w:unhideWhenUsed="1"/>
-    <w:lsdException w:name="index heading" w:semiHidden="1" w:uiPriority="153" w:unhideWhenUsed="1"/>
-    <w:lsdException w:name="caption" w:semiHidden="1" w:uiPriority="131" w:unhideWhenUsed="1" w:qFormat="1"/>
-    <w:lsdException w:name="table of figures" w:semiHidden="1" w:uiPriority="153" w:unhideWhenUsed="1"/>
-    <w:lsdException w:name="envelope address" w:semiHidden="1" w:uiPriority="153" w:unhideWhenUsed="1"/>
-    <w:lsdException w:name="envelope return" w:semiHidden="1" w:uiPriority="153" w:unhideWhenUsed="1"/>
-    <w:lsdException w:name="footnote reference" w:semiHidden="1" w:uiPriority="153" w:unhideWhenUsed="1"/>
-    <w:lsdException w:name="annotation reference" w:semiHidden="1" w:uiPriority="153" w:unhideWhenUsed="1"/>
-    <w:lsdException w:name="line number" w:semiHidden="1" w:uiPriority="153" w:unhideWhenUsed="1"/>
-    <w:lsdException w:name="page number" w:semiHidden="1" w:uiPriority="153" w:unhideWhenUsed="1"/>
-    <w:lsdException w:name="endnote reference" w:semiHidden="1" w:uiPriority="153" w:unhideWhenUsed="1"/>
-    <w:lsdException w:name="endnote text" w:semiHidden="1" w:uiPriority="153" w:unhideWhenUsed="1"/>
-    <w:lsdException w:name="table of authorities" w:semiHidden="1" w:uiPriority="153" w:unhideWhenUsed="1"/>
-    <w:lsdException w:name="macro" w:semiHidden="1" w:uiPriority="153" w:unhideWhenUsed="1"/>
-    <w:lsdException w:name="toa heading" w:semiHidden="1" w:uiPriority="153" w:unhideWhenUsed="1"/>
-    <w:lsdException w:name="List" w:semiHidden="1" w:uiPriority="153" w:unhideWhenUsed="1"/>
-    <w:lsdException w:name="List Bullet" w:semiHidden="1" w:uiPriority="153" w:unhideWhenUsed="1"/>
-    <w:lsdException w:name="List Number" w:semiHidden="1" w:uiPriority="153" w:unhideWhenUsed="1"/>
-    <w:lsdException w:name="List 2" w:semiHidden="1" w:uiPriority="153" w:unhideWhenUsed="1"/>
-    <w:lsdException w:name="List 3" w:semiHidden="1" w:uiPriority="153" w:unhideWhenUsed="1"/>
-    <w:lsdException w:name="List 4" w:semiHidden="1" w:uiPriority="153" w:unhideWhenUsed="1"/>
-    <w:lsdException w:name="List 5" w:semiHidden="1" w:uiPriority="153" w:unhideWhenUsed="1"/>
-    <w:lsdException w:name="List Bullet 2" w:semiHidden="1" w:uiPriority="153" w:unhideWhenUsed="1"/>
-    <w:lsdException w:name="List Bullet 3" w:semiHidden="1" w:uiPriority="153" w:unhideWhenUsed="1"/>
-    <w:lsdException w:name="List Bullet 4" w:semiHidden="1" w:uiPriority="153" w:unhideWhenUsed="1"/>
-    <w:lsdException w:name="List Bullet 5" w:semiHidden="1" w:uiPriority="153" w:unhideWhenUsed="1"/>
-    <w:lsdException w:name="List Number 2" w:semiHidden="1" w:uiPriority="153" w:unhideWhenUsed="1"/>
-    <w:lsdException w:name="List Number 3" w:semiHidden="1" w:uiPriority="153" w:unhideWhenUsed="1"/>
-    <w:lsdException w:name="List Number 4" w:semiHidden="1" w:uiPriority="153" w:unhideWhenUsed="1"/>
-    <w:lsdException w:name="List Number 5" w:semiHidden="1" w:uiPriority="153" w:unhideWhenUsed="1"/>
-    <w:lsdException w:name="Title" w:uiPriority="34" w:qFormat="1"/>
-    <w:lsdException w:name="Closing" w:semiHidden="1" w:uiPriority="153" w:unhideWhenUsed="1"/>
-    <w:lsdException w:name="Signature" w:semiHidden="1" w:uiPriority="153" w:unhideWhenUsed="1"/>
+    <w:lsdException w:name="index 1" w:semiHidden="1" w:uiPriority="339" w:unhideWhenUsed="1"/>
+    <w:lsdException w:name="index 2" w:semiHidden="1" w:uiPriority="339" w:unhideWhenUsed="1"/>
+    <w:lsdException w:name="index 3" w:semiHidden="1" w:uiPriority="339" w:unhideWhenUsed="1"/>
+    <w:lsdException w:name="index 4" w:semiHidden="1" w:uiPriority="339" w:unhideWhenUsed="1"/>
+    <w:lsdException w:name="index 5" w:semiHidden="1" w:uiPriority="339" w:unhideWhenUsed="1"/>
+    <w:lsdException w:name="index 6" w:semiHidden="1" w:uiPriority="339" w:unhideWhenUsed="1"/>
+    <w:lsdException w:name="index 7" w:semiHidden="1" w:uiPriority="339" w:unhideWhenUsed="1"/>
+    <w:lsdException w:name="index 8" w:semiHidden="1" w:uiPriority="339" w:unhideWhenUsed="1"/>
+    <w:lsdException w:name="index 9" w:semiHidden="1" w:uiPriority="339" w:unhideWhenUsed="1"/>
+    <w:lsdException w:name="toc 1" w:semiHidden="1" w:uiPriority="309" w:unhideWhenUsed="1"/>
+    <w:lsdException w:name="toc 2" w:semiHidden="1" w:uiPriority="309" w:unhideWhenUsed="1"/>
+    <w:lsdException w:name="toc 3" w:semiHidden="1" w:uiPriority="309" w:unhideWhenUsed="1"/>
+    <w:lsdException w:name="toc 4" w:semiHidden="1" w:uiPriority="309" w:unhideWhenUsed="1"/>
+    <w:lsdException w:name="toc 5" w:semiHidden="1" w:uiPriority="309" w:unhideWhenUsed="1"/>
+    <w:lsdException w:name="toc 6" w:semiHidden="1" w:uiPriority="309" w:unhideWhenUsed="1"/>
+    <w:lsdException w:name="toc 7" w:semiHidden="1" w:uiPriority="309" w:unhideWhenUsed="1"/>
+    <w:lsdException w:name="toc 8" w:semiHidden="1" w:uiPriority="309" w:unhideWhenUsed="1"/>
+    <w:lsdException w:name="toc 9" w:semiHidden="1" w:uiPriority="309" w:unhideWhenUsed="1"/>
+    <w:lsdException w:name="Normal Indent" w:semiHidden="1" w:uiPriority="339" w:unhideWhenUsed="1"/>
+    <w:lsdException w:name="footnote text" w:semiHidden="1" w:uiPriority="339" w:unhideWhenUsed="1"/>
+    <w:lsdException w:name="annotation text" w:semiHidden="1" w:uiPriority="339" w:unhideWhenUsed="1"/>
+    <w:lsdException w:name="header" w:semiHidden="1" w:uiPriority="339" w:unhideWhenUsed="1"/>
+    <w:lsdException w:name="footer" w:semiHidden="1" w:uiPriority="339" w:unhideWhenUsed="1"/>
+    <w:lsdException w:name="index heading" w:semiHidden="1" w:uiPriority="339" w:unhideWhenUsed="1"/>
+    <w:lsdException w:name="caption" w:semiHidden="1" w:uiPriority="305" w:unhideWhenUsed="1" w:qFormat="1"/>
+    <w:lsdException w:name="table of figures" w:semiHidden="1" w:uiPriority="339" w:unhideWhenUsed="1"/>
+    <w:lsdException w:name="envelope address" w:semiHidden="1" w:uiPriority="339" w:unhideWhenUsed="1"/>
+    <w:lsdException w:name="envelope return" w:semiHidden="1" w:uiPriority="339" w:unhideWhenUsed="1"/>
+    <w:lsdException w:name="footnote reference" w:semiHidden="1" w:uiPriority="339" w:unhideWhenUsed="1"/>
+    <w:lsdException w:name="annotation reference" w:semiHidden="1" w:uiPriority="339" w:unhideWhenUsed="1"/>
+    <w:lsdException w:name="line number" w:semiHidden="1" w:uiPriority="339" w:unhideWhenUsed="1"/>
+    <w:lsdException w:name="page number" w:semiHidden="1" w:uiPriority="339" w:unhideWhenUsed="1"/>
+    <w:lsdException w:name="endnote reference" w:semiHidden="1" w:uiPriority="339" w:unhideWhenUsed="1"/>
+    <w:lsdException w:name="endnote text" w:semiHidden="1" w:uiPriority="339" w:unhideWhenUsed="1"/>
+    <w:lsdException w:name="table of authorities" w:semiHidden="1" w:uiPriority="339" w:unhideWhenUsed="1"/>
+    <w:lsdException w:name="macro" w:semiHidden="1" w:uiPriority="339" w:unhideWhenUsed="1"/>
+    <w:lsdException w:name="toa heading" w:semiHidden="1" w:uiPriority="339" w:unhideWhenUsed="1"/>
+    <w:lsdException w:name="List" w:semiHidden="1" w:uiPriority="339" w:unhideWhenUsed="1"/>
+    <w:lsdException w:name="List Bullet" w:semiHidden="1" w:uiPriority="339" w:unhideWhenUsed="1"/>
+    <w:lsdException w:name="List Number" w:semiHidden="1" w:uiPriority="339" w:unhideWhenUsed="1"/>
+    <w:lsdException w:name="List 2" w:semiHidden="1" w:uiPriority="339" w:unhideWhenUsed="1"/>
+    <w:lsdException w:name="List 3" w:semiHidden="1" w:uiPriority="339" w:unhideWhenUsed="1"/>
+    <w:lsdException w:name="List 4" w:semiHidden="1" w:uiPriority="339" w:unhideWhenUsed="1"/>
+    <w:lsdException w:name="List 5" w:semiHidden="1" w:uiPriority="339" w:unhideWhenUsed="1"/>
+    <w:lsdException w:name="List Bullet 2" w:semiHidden="1" w:uiPriority="339" w:unhideWhenUsed="1"/>
+    <w:lsdException w:name="List Bullet 3" w:semiHidden="1" w:uiPriority="339" w:unhideWhenUsed="1"/>
+    <w:lsdException w:name="List Bullet 4" w:semiHidden="1" w:uiPriority="339" w:unhideWhenUsed="1"/>
+    <w:lsdException w:name="List Bullet 5" w:semiHidden="1" w:uiPriority="339" w:unhideWhenUsed="1"/>
+    <w:lsdException w:name="List Number 2" w:semiHidden="1" w:uiPriority="339" w:unhideWhenUsed="1"/>
+    <w:lsdException w:name="List Number 3" w:semiHidden="1" w:uiPriority="339" w:unhideWhenUsed="1"/>
+    <w:lsdException w:name="List Number 4" w:semiHidden="1" w:uiPriority="339" w:unhideWhenUsed="1"/>
+    <w:lsdException w:name="List Number 5" w:semiHidden="1" w:uiPriority="339" w:unhideWhenUsed="1"/>
+    <w:lsdException w:name="Title" w:uiPriority="52" w:qFormat="1"/>
+    <w:lsdException w:name="Closing" w:semiHidden="1" w:uiPriority="339" w:unhideWhenUsed="1"/>
+    <w:lsdException w:name="Signature" w:semiHidden="1" w:uiPriority="339" w:unhideWhenUsed="1"/>
     <w:lsdException w:name="Default Paragraph Font" w:semiHidden="1" w:uiPriority="1" w:unhideWhenUsed="1"/>
-    <w:lsdException w:name="Body Text" w:semiHidden="1" w:uiPriority="153" w:unhideWhenUsed="1"/>
-    <w:lsdException w:name="Body Text Indent" w:semiHidden="1" w:uiPriority="153" w:unhideWhenUsed="1"/>
-    <w:lsdException w:name="List Continue" w:semiHidden="1" w:uiPriority="153" w:unhideWhenUsed="1"/>
-    <w:lsdException w:name="List Continue 2" w:semiHidden="1" w:uiPriority="153" w:unhideWhenUsed="1"/>
-    <w:lsdException w:name="List Continue 3" w:semiHidden="1" w:uiPriority="153" w:unhideWhenUsed="1"/>
-    <w:lsdException w:name="List Continue 4" w:semiHidden="1" w:uiPriority="153" w:unhideWhenUsed="1"/>
-    <w:lsdException w:name="List Continue 5" w:semiHidden="1" w:uiPriority="153" w:unhideWhenUsed="1"/>
-    <w:lsdException w:name="Message Header" w:semiHidden="1" w:uiPriority="153" w:unhideWhenUsed="1"/>
-    <w:lsdException w:name="Subtitle" w:uiPriority="35" w:qFormat="1"/>
-    <w:lsdException w:name="Salutation" w:semiHidden="1" w:uiPriority="153" w:unhideWhenUsed="1"/>
-    <w:lsdException w:name="Date" w:semiHidden="1" w:uiPriority="153" w:unhideWhenUsed="1"/>
-    <w:lsdException w:name="Body Text First Indent" w:semiHidden="1" w:uiPriority="153" w:unhideWhenUsed="1"/>
-    <w:lsdException w:name="Body Text First Indent 2" w:semiHidden="1" w:uiPriority="153" w:unhideWhenUsed="1"/>
-    <w:lsdException w:name="Note Heading" w:semiHidden="1" w:uiPriority="153" w:unhideWhenUsed="1"/>
-    <w:lsdException w:name="Body Text 2" w:semiHidden="1" w:uiPriority="153" w:unhideWhenUsed="1"/>
-    <w:lsdException w:name="Body Text 3" w:semiHidden="1" w:uiPriority="153" w:unhideWhenUsed="1"/>
-    <w:lsdException w:name="Body Text Indent 2" w:semiHidden="1" w:uiPriority="153" w:unhideWhenUsed="1"/>
-    <w:lsdException w:name="Body Text Indent 3" w:semiHidden="1" w:uiPriority="153" w:unhideWhenUsed="1"/>
-    <w:lsdException w:name="Block Text" w:semiHidden="1" w:uiPriority="153" w:unhideWhenUsed="1"/>
-    <w:lsdException w:name="Hyperlink" w:semiHidden="1" w:uiPriority="153" w:unhideWhenUsed="1"/>
-    <w:lsdException w:name="FollowedHyperlink" w:semiHidden="1" w:uiPriority="153" w:unhideWhenUsed="1"/>
-    <w:lsdException w:name="Strong" w:uiPriority="82" w:qFormat="1"/>
-    <w:lsdException w:name="Emphasis" w:uiPriority="80" w:qFormat="1"/>
-    <w:lsdException w:name="Document Map" w:semiHidden="1" w:uiPriority="153" w:unhideWhenUsed="1"/>
-    <w:lsdException w:name="Plain Text" w:semiHidden="1" w:uiPriority="153" w:unhideWhenUsed="1"/>
-    <w:lsdException w:name="E-mail Signature" w:semiHidden="1" w:uiPriority="153" w:unhideWhenUsed="1"/>
-    <w:lsdException w:name="HTML Top of Form" w:semiHidden="1" w:uiPriority="153" w:unhideWhenUsed="1"/>
-    <w:lsdException w:name="HTML Bottom of Form" w:semiHidden="1" w:uiPriority="153" w:unhideWhenUsed="1"/>
-    <w:lsdException w:name="Normal (Web)" w:semiHidden="1" w:uiPriority="153" w:unhideWhenUsed="1"/>
-    <w:lsdException w:name="HTML Acronym" w:semiHidden="1" w:uiPriority="153" w:unhideWhenUsed="1"/>
-    <w:lsdException w:name="HTML Address" w:semiHidden="1" w:uiPriority="153" w:unhideWhenUsed="1"/>
-    <w:lsdException w:name="HTML Cite" w:semiHidden="1" w:uiPriority="153" w:unhideWhenUsed="1"/>
-    <w:lsdException w:name="HTML Code" w:semiHidden="1" w:uiPriority="153" w:unhideWhenUsed="1"/>
-    <w:lsdException w:name="HTML Definition" w:semiHidden="1" w:uiPriority="153" w:unhideWhenUsed="1"/>
-    <w:lsdException w:name="HTML Keyboard" w:semiHidden="1" w:uiPriority="153" w:unhideWhenUsed="1"/>
-    <w:lsdException w:name="HTML Preformatted" w:semiHidden="1" w:uiPriority="153" w:unhideWhenUsed="1"/>
-    <w:lsdException w:name="HTML Sample" w:semiHidden="1" w:uiPriority="153" w:unhideWhenUsed="1"/>
-    <w:lsdException w:name="HTML Typewriter" w:semiHidden="1" w:uiPriority="153" w:unhideWhenUsed="1"/>
-    <w:lsdException w:name="HTML Variable" w:semiHidden="1" w:uiPriority="153" w:unhideWhenUsed="1"/>
-    <w:lsdException w:name="Normal Table" w:semiHidden="1" w:uiPriority="153" w:unhideWhenUsed="1"/>
-    <w:lsdException w:name="annotation subject" w:semiHidden="1" w:uiPriority="153" w:unhideWhenUsed="1"/>
-    <w:lsdException w:name="No List" w:semiHidden="1" w:uiPriority="153" w:unhideWhenUsed="1"/>
-    <w:lsdException w:name="Outline List 1" w:semiHidden="1" w:uiPriority="153" w:unhideWhenUsed="1"/>
-    <w:lsdException w:name="Outline List 2" w:semiHidden="1" w:uiPriority="153" w:unhideWhenUsed="1"/>
-    <w:lsdException w:name="Outline List 3" w:semiHidden="1" w:uiPriority="153" w:unhideWhenUsed="1"/>
-    <w:lsdException w:name="Table Simple 1" w:semiHidden="1" w:uiPriority="153" w:unhideWhenUsed="1"/>
-    <w:lsdException w:name="Table Simple 2" w:semiHidden="1" w:uiPriority="153" w:unhideWhenUsed="1"/>
-    <w:lsdException w:name="Table Simple 3" w:semiHidden="1" w:uiPriority="153" w:unhideWhenUsed="1"/>
-    <w:lsdException w:name="Table Classic 1" w:semiHidden="1" w:uiPriority="153" w:unhideWhenUsed="1"/>
-    <w:lsdException w:name="Table Classic 2" w:semiHidden="1" w:uiPriority="153" w:unhideWhenUsed="1"/>
-    <w:lsdException w:name="Table Classic 3" w:semiHidden="1" w:uiPriority="153" w:unhideWhenUsed="1"/>
-    <w:lsdException w:name="Table Classic 4" w:semiHidden="1" w:uiPriority="153" w:unhideWhenUsed="1"/>
-    <w:lsdException w:name="Table Colorful 1" w:semiHidden="1" w:uiPriority="153" w:unhideWhenUsed="1"/>
-    <w:lsdException w:name="Table Colorful 2" w:semiHidden="1" w:uiPriority="153" w:unhideWhenUsed="1"/>
-    <w:lsdException w:name="Table Colorful 3" w:semiHidden="1" w:uiPriority="153" w:unhideWhenUsed="1"/>
-    <w:lsdException w:name="Table Columns 1" w:semiHidden="1" w:uiPriority="153" w:unhideWhenUsed="1"/>
-    <w:lsdException w:name="Table Columns 2" w:semiHidden="1" w:uiPriority="153" w:unhideWhenUsed="1"/>
-    <w:lsdException w:name="Table Columns 3" w:semiHidden="1" w:uiPriority="153" w:unhideWhenUsed="1"/>
-    <w:lsdException w:name="Table Columns 4" w:semiHidden="1" w:uiPriority="153" w:unhideWhenUsed="1"/>
-    <w:lsdException w:name="Table Columns 5" w:semiHidden="1" w:uiPriority="153" w:unhideWhenUsed="1"/>
-    <w:lsdException w:name="Table Grid 1" w:semiHidden="1" w:uiPriority="153" w:unhideWhenUsed="1"/>
-    <w:lsdException w:name="Table Grid 2" w:semiHidden="1" w:uiPriority="153" w:unhideWhenUsed="1"/>
-    <w:lsdException w:name="Table Grid 3" w:semiHidden="1" w:uiPriority="153" w:unhideWhenUsed="1"/>
-    <w:lsdException w:name="Table Grid 4" w:semiHidden="1" w:uiPriority="153" w:unhideWhenUsed="1"/>
-    <w:lsdException w:name="Table Grid 5" w:semiHidden="1" w:uiPriority="153" w:unhideWhenUsed="1"/>
-    <w:lsdException w:name="Table Grid 6" w:semiHidden="1" w:uiPriority="153" w:unhideWhenUsed="1"/>
-    <w:lsdException w:name="Table Grid 7" w:semiHidden="1" w:uiPriority="153" w:unhideWhenUsed="1"/>
-    <w:lsdException w:name="Table Grid 8" w:semiHidden="1" w:uiPriority="153" w:unhideWhenUsed="1"/>
-    <w:lsdException w:name="Table List 1" w:semiHidden="1" w:uiPriority="153" w:unhideWhenUsed="1"/>
-    <w:lsdException w:name="Table List 2" w:semiHidden="1" w:uiPriority="153" w:unhideWhenUsed="1"/>
-    <w:lsdException w:name="Table List 3" w:semiHidden="1" w:uiPriority="153" w:unhideWhenUsed="1"/>
-    <w:lsdException w:name="Table List 4" w:semiHidden="1" w:uiPriority="153" w:unhideWhenUsed="1"/>
-    <w:lsdException w:name="Table List 5" w:semiHidden="1" w:uiPriority="153" w:unhideWhenUsed="1"/>
-    <w:lsdException w:name="Table List 6" w:semiHidden="1" w:uiPriority="153" w:unhideWhenUsed="1"/>
-    <w:lsdException w:name="Table List 7" w:semiHidden="1" w:uiPriority="153" w:unhideWhenUsed="1"/>
-    <w:lsdException w:name="Table List 8" w:semiHidden="1" w:uiPriority="153" w:unhideWhenUsed="1"/>
-    <w:lsdException w:name="Table 3D effects 1" w:semiHidden="1" w:uiPriority="153" w:unhideWhenUsed="1"/>
-    <w:lsdException w:name="Table 3D effects 2" w:semiHidden="1" w:uiPriority="153" w:unhideWhenUsed="1"/>
-    <w:lsdException w:name="Table 3D effects 3" w:semiHidden="1" w:uiPriority="153" w:unhideWhenUsed="1"/>
-    <w:lsdException w:name="Table Contemporary" w:semiHidden="1" w:uiPriority="153" w:unhideWhenUsed="1"/>
-    <w:lsdException w:name="Table Elegant" w:semiHidden="1" w:uiPriority="153" w:unhideWhenUsed="1"/>
-    <w:lsdException w:name="Table Professional" w:semiHidden="1" w:uiPriority="153" w:unhideWhenUsed="1"/>
-    <w:lsdException w:name="Table Subtle 1" w:semiHidden="1" w:uiPriority="153" w:unhideWhenUsed="1"/>
-    <w:lsdException w:name="Table Subtle 2" w:semiHidden="1" w:uiPriority="153" w:unhideWhenUsed="1"/>
-    <w:lsdException w:name="Table Web 1" w:semiHidden="1" w:uiPriority="153" w:unhideWhenUsed="1"/>
-    <w:lsdException w:name="Table Web 2" w:semiHidden="1" w:uiPriority="153" w:unhideWhenUsed="1"/>
-    <w:lsdException w:name="Table Web 3" w:semiHidden="1" w:uiPriority="153" w:unhideWhenUsed="1"/>
-    <w:lsdException w:name="Balloon Text" w:semiHidden="1" w:uiPriority="153" w:unhideWhenUsed="1"/>
-    <w:lsdException w:name="Table Grid" w:uiPriority="135"/>
-    <w:lsdException w:name="Table Theme" w:semiHidden="1" w:uiPriority="153" w:unhideWhenUsed="1"/>
-    <w:lsdException w:name="Placeholder Text" w:semiHidden="1" w:uiPriority="153"/>
+    <w:lsdException w:name="Body Text" w:semiHidden="1" w:uiPriority="339" w:unhideWhenUsed="1"/>
+    <w:lsdException w:name="Body Text Indent" w:semiHidden="1" w:uiPriority="339" w:unhideWhenUsed="1"/>
+    <w:lsdException w:name="List Continue" w:semiHidden="1" w:uiPriority="339" w:unhideWhenUsed="1"/>
+    <w:lsdException w:name="List Continue 2" w:semiHidden="1" w:uiPriority="339" w:unhideWhenUsed="1"/>
+    <w:lsdException w:name="List Continue 3" w:semiHidden="1" w:uiPriority="339" w:unhideWhenUsed="1"/>
+    <w:lsdException w:name="List Continue 4" w:semiHidden="1" w:uiPriority="339" w:unhideWhenUsed="1"/>
+    <w:lsdException w:name="List Continue 5" w:semiHidden="1" w:uiPriority="339" w:unhideWhenUsed="1"/>
+    <w:lsdException w:name="Message Header" w:semiHidden="1" w:uiPriority="339" w:unhideWhenUsed="1"/>
+    <w:lsdException w:name="Subtitle" w:uiPriority="53" w:qFormat="1"/>
+    <w:lsdException w:name="Salutation" w:semiHidden="1" w:uiPriority="339" w:unhideWhenUsed="1"/>
+    <w:lsdException w:name="Date" w:semiHidden="1" w:uiPriority="339" w:unhideWhenUsed="1"/>
+    <w:lsdException w:name="Body Text First Indent" w:semiHidden="1" w:uiPriority="339" w:unhideWhenUsed="1"/>
+    <w:lsdException w:name="Body Text First Indent 2" w:semiHidden="1" w:uiPriority="339" w:unhideWhenUsed="1"/>
+    <w:lsdException w:name="Note Heading" w:semiHidden="1" w:uiPriority="339" w:unhideWhenUsed="1"/>
+    <w:lsdException w:name="Body Text 2" w:semiHidden="1" w:uiPriority="339" w:unhideWhenUsed="1"/>
+    <w:lsdException w:name="Body Text 3" w:semiHidden="1" w:uiPriority="339" w:unhideWhenUsed="1"/>
+    <w:lsdException w:name="Body Text Indent 2" w:semiHidden="1" w:uiPriority="339" w:unhideWhenUsed="1"/>
+    <w:lsdException w:name="Body Text Indent 3" w:semiHidden="1" w:uiPriority="339" w:unhideWhenUsed="1"/>
+    <w:lsdException w:name="Block Text" w:semiHidden="1" w:uiPriority="339" w:unhideWhenUsed="1"/>
+    <w:lsdException w:name="Hyperlink" w:semiHidden="1" w:uiPriority="339" w:unhideWhenUsed="1"/>
+    <w:lsdException w:name="FollowedHyperlink" w:semiHidden="1" w:uiPriority="339" w:unhideWhenUsed="1"/>
+    <w:lsdException w:name="Strong" w:uiPriority="130" w:qFormat="1"/>
+    <w:lsdException w:name="Emphasis" w:uiPriority="128" w:qFormat="1"/>
+    <w:lsdException w:name="Document Map" w:semiHidden="1" w:uiPriority="339" w:unhideWhenUsed="1"/>
+    <w:lsdException w:name="Plain Text" w:semiHidden="1" w:uiPriority="339" w:unhideWhenUsed="1"/>
+    <w:lsdException w:name="E-mail Signature" w:semiHidden="1" w:uiPriority="339" w:unhideWhenUsed="1"/>
+    <w:lsdException w:name="HTML Top of Form" w:semiHidden="1" w:uiPriority="339" w:unhideWhenUsed="1"/>
+    <w:lsdException w:name="HTML Bottom of Form" w:semiHidden="1" w:uiPriority="339" w:unhideWhenUsed="1"/>
+    <w:lsdException w:name="Normal (Web)" w:semiHidden="1" w:uiPriority="339" w:unhideWhenUsed="1"/>
+    <w:lsdException w:name="HTML Acronym" w:semiHidden="1" w:uiPriority="339" w:unhideWhenUsed="1"/>
+    <w:lsdException w:name="HTML Address" w:semiHidden="1" w:uiPriority="339" w:unhideWhenUsed="1"/>
+    <w:lsdException w:name="HTML Cite" w:semiHidden="1" w:uiPriority="339" w:unhideWhenUsed="1"/>
+    <w:lsdException w:name="HTML Code" w:semiHidden="1" w:uiPriority="339" w:unhideWhenUsed="1"/>
+    <w:lsdException w:name="HTML Definition" w:semiHidden="1" w:uiPriority="339" w:unhideWhenUsed="1"/>
+    <w:lsdException w:name="HTML Keyboard" w:semiHidden="1" w:uiPriority="339" w:unhideWhenUsed="1"/>
+    <w:lsdException w:name="HTML Preformatted" w:semiHidden="1" w:uiPriority="339" w:unhideWhenUsed="1"/>
+    <w:lsdException w:name="HTML Sample" w:semiHidden="1" w:uiPriority="339" w:unhideWhenUsed="1"/>
+    <w:lsdException w:name="HTML Typewriter" w:semiHidden="1" w:uiPriority="339" w:unhideWhenUsed="1"/>
+    <w:lsdException w:name="HTML Variable" w:semiHidden="1" w:uiPriority="339" w:unhideWhenUsed="1"/>
+    <w:lsdException w:name="Normal Table" w:semiHidden="1" w:uiPriority="339" w:unhideWhenUsed="1"/>
+    <w:lsdException w:name="annotation subject" w:semiHidden="1" w:uiPriority="339" w:unhideWhenUsed="1"/>
+    <w:lsdException w:name="No List" w:semiHidden="1" w:uiPriority="339" w:unhideWhenUsed="1"/>
+    <w:lsdException w:name="Outline List 1" w:semiHidden="1" w:uiPriority="339" w:unhideWhenUsed="1"/>
+    <w:lsdException w:name="Outline List 2" w:semiHidden="1" w:uiPriority="339" w:unhideWhenUsed="1"/>
+    <w:lsdException w:name="Outline List 3" w:semiHidden="1" w:uiPriority="339" w:unhideWhenUsed="1"/>
+    <w:lsdException w:name="Table Simple 1" w:semiHidden="1" w:uiPriority="339" w:unhideWhenUsed="1"/>
+    <w:lsdException w:name="Table Simple 2" w:semiHidden="1" w:uiPriority="339" w:unhideWhenUsed="1"/>
+    <w:lsdException w:name="Table Simple 3" w:semiHidden="1" w:uiPriority="339" w:unhideWhenUsed="1"/>
+    <w:lsdException w:name="Table Classic 1" w:semiHidden="1" w:uiPriority="339" w:unhideWhenUsed="1"/>
+    <w:lsdException w:name="Table Classic 2" w:semiHidden="1" w:uiPriority="339" w:unhideWhenUsed="1"/>
+    <w:lsdException w:name="Table Classic 3" w:semiHidden="1" w:uiPriority="339" w:unhideWhenUsed="1"/>
+    <w:lsdException w:name="Table Classic 4" w:semiHidden="1" w:uiPriority="339" w:unhideWhenUsed="1"/>
+    <w:lsdException w:name="Table Colorful 1" w:semiHidden="1" w:uiPriority="339" w:unhideWhenUsed="1"/>
+    <w:lsdException w:name="Table Colorful 2" w:semiHidden="1" w:uiPriority="339" w:unhideWhenUsed="1"/>
+    <w:lsdException w:name="Table Colorful 3" w:semiHidden="1" w:uiPriority="339" w:unhideWhenUsed="1"/>
+    <w:lsdException w:name="Table Columns 1" w:semiHidden="1" w:uiPriority="339" w:unhideWhenUsed="1"/>
+    <w:lsdException w:name="Table Columns 2" w:semiHidden="1" w:uiPriority="339" w:unhideWhenUsed="1"/>
+    <w:lsdException w:name="Table Columns 3" w:semiHidden="1" w:uiPriority="339" w:unhideWhenUsed="1"/>
+    <w:lsdException w:name="Table Columns 4" w:semiHidden="1" w:uiPriority="339" w:unhideWhenUsed="1"/>
+    <w:lsdException w:name="Table Columns 5" w:semiHidden="1" w:uiPriority="339" w:unhideWhenUsed="1"/>
+    <w:lsdException w:name="Table Grid 1" w:semiHidden="1" w:uiPriority="339" w:unhideWhenUsed="1"/>
+    <w:lsdException w:name="Table Grid 2" w:semiHidden="1" w:uiPriority="339" w:unhideWhenUsed="1"/>
+    <w:lsdException w:name="Table Grid 3" w:semiHidden="1" w:uiPriority="339" w:unhideWhenUsed="1"/>
+    <w:lsdException w:name="Table Grid 4" w:semiHidden="1" w:uiPriority="339" w:unhideWhenUsed="1"/>
+    <w:lsdException w:name="Table Grid 5" w:semiHidden="1" w:uiPriority="339" w:unhideWhenUsed="1"/>
+    <w:lsdException w:name="Table Grid 6" w:semiHidden="1" w:uiPriority="339" w:unhideWhenUsed="1"/>
+    <w:lsdException w:name="Table Grid 7" w:semiHidden="1" w:uiPriority="339" w:unhideWhenUsed="1"/>
+    <w:lsdException w:name="Table Grid 8" w:semiHidden="1" w:uiPriority="339" w:unhideWhenUsed="1"/>
+    <w:lsdException w:name="Table List 1" w:semiHidden="1" w:uiPriority="339" w:unhideWhenUsed="1"/>
+    <w:lsdException w:name="Table List 2" w:semiHidden="1" w:uiPriority="339" w:unhideWhenUsed="1"/>
+    <w:lsdException w:name="Table List 3" w:semiHidden="1" w:uiPriority="339" w:unhideWhenUsed="1"/>
+    <w:lsdException w:name="Table List 4" w:semiHidden="1" w:uiPriority="339" w:unhideWhenUsed="1"/>
+    <w:lsdException w:name="Table List 5" w:semiHidden="1" w:uiPriority="339" w:unhideWhenUsed="1"/>
+    <w:lsdException w:name="Table List 6" w:semiHidden="1" w:uiPriority="339" w:unhideWhenUsed="1"/>
+    <w:lsdException w:name="Table List 7" w:semiHidden="1" w:uiPriority="339" w:unhideWhenUsed="1"/>
+    <w:lsdException w:name="Table List 8" w:semiHidden="1" w:uiPriority="339" w:unhideWhenUsed="1"/>
+    <w:lsdException w:name="Table 3D effects 1" w:semiHidden="1" w:uiPriority="339" w:unhideWhenUsed="1"/>
+    <w:lsdException w:name="Table 3D effects 2" w:semiHidden="1" w:uiPriority="339" w:unhideWhenUsed="1"/>
+    <w:lsdException w:name="Table 3D effects 3" w:semiHidden="1" w:uiPriority="339" w:unhideWhenUsed="1"/>
+    <w:lsdException w:name="Table Contemporary" w:semiHidden="1" w:uiPriority="339" w:unhideWhenUsed="1"/>
+    <w:lsdException w:name="Table Elegant" w:semiHidden="1" w:uiPriority="339" w:unhideWhenUsed="1"/>
+    <w:lsdException w:name="Table Professional" w:semiHidden="1" w:uiPriority="339" w:unhideWhenUsed="1"/>
+    <w:lsdException w:name="Table Subtle 1" w:semiHidden="1" w:uiPriority="339" w:unhideWhenUsed="1"/>
+    <w:lsdException w:name="Table Subtle 2" w:semiHidden="1" w:uiPriority="339" w:unhideWhenUsed="1"/>
+    <w:lsdException w:name="Table Web 1" w:semiHidden="1" w:uiPriority="339" w:unhideWhenUsed="1"/>
+    <w:lsdException w:name="Table Web 2" w:semiHidden="1" w:uiPriority="339" w:unhideWhenUsed="1"/>
+    <w:lsdException w:name="Table Web 3" w:semiHidden="1" w:uiPriority="339" w:unhideWhenUsed="1"/>
+    <w:lsdException w:name="Balloon Text" w:semiHidden="1" w:uiPriority="339" w:unhideWhenUsed="1"/>
+    <w:lsdException w:name="Table Grid" w:uiPriority="309"/>
+    <w:lsdException w:name="Table Theme" w:semiHidden="1" w:uiPriority="339" w:unhideWhenUsed="1"/>
+    <w:lsdException w:name="Placeholder Text" w:semiHidden="1" w:uiPriority="339"/>
     <w:lsdException w:name="No Spacing" w:uiPriority="1" w:qFormat="1"/>
     <w:lsdException w:name="Light Shading"/>
     <w:lsdException w:name="Light List"/>
     <w:lsdException w:name="Light Grid"/>
-    <w:lsdException w:name="Medium Shading 1" w:uiPriority="153"/>
+    <w:lsdException w:name="Medium Shading 1" w:uiPriority="339"/>
     <w:lsdException w:name="Medium Shading 2"/>
     <w:lsdException w:name="Medium List 1"/>
     <w:lsdException w:name="Medium List 2"/>
@@ -25267,13 +25287,13 @@
     <w:lsdException w:name="Light Shading Accent 1"/>
     <w:lsdException w:name="Light List Accent 1"/>
     <w:lsdException w:name="Light Grid Accent 1"/>
-    <w:lsdException w:name="Medium Shading 1 Accent 1" w:uiPriority="153"/>
+    <w:lsdException w:name="Medium Shading 1 Accent 1" w:uiPriority="339"/>
     <w:lsdException w:name="Medium Shading 2 Accent 1"/>
     <w:lsdException w:name="Medium List 1 Accent 1"/>
-    <w:lsdException w:name="Revision" w:semiHidden="1" w:uiPriority="153"/>
-    <w:lsdException w:name="List Paragraph" w:uiPriority="130" w:qFormat="1"/>
-    <w:lsdException w:name="Quote" w:uiPriority="101" w:qFormat="1"/>
-    <w:lsdException w:name="Intense Quote" w:uiPriority="114" w:qFormat="1"/>
+    <w:lsdException w:name="Revision" w:semiHidden="1" w:uiPriority="339"/>
+    <w:lsdException w:name="List Paragraph" w:uiPriority="304" w:qFormat="1"/>
+    <w:lsdException w:name="Quote" w:uiPriority="257" w:qFormat="1"/>
+    <w:lsdException w:name="Intense Quote" w:uiPriority="276" w:qFormat="1"/>
     <w:lsdException w:name="Medium List 2 Accent 1"/>
     <w:lsdException w:name="Medium Grid 1 Accent 1"/>
     <w:lsdException w:name="Medium Grid 2 Accent 1"/>
@@ -25285,7 +25305,7 @@
     <w:lsdException w:name="Light Shading Accent 2"/>
     <w:lsdException w:name="Light List Accent 2"/>
     <w:lsdException w:name="Light Grid Accent 2"/>
-    <w:lsdException w:name="Medium Shading 1 Accent 2" w:uiPriority="153"/>
+    <w:lsdException w:name="Medium Shading 1 Accent 2" w:uiPriority="339"/>
     <w:lsdException w:name="Medium Shading 2 Accent 2"/>
     <w:lsdException w:name="Medium List 1 Accent 2"/>
     <w:lsdException w:name="Medium List 2 Accent 2"/>
@@ -25299,7 +25319,7 @@
     <w:lsdException w:name="Light Shading Accent 3"/>
     <w:lsdException w:name="Light List Accent 3"/>
     <w:lsdException w:name="Light Grid Accent 3"/>
-    <w:lsdException w:name="Medium Shading 1 Accent 3" w:uiPriority="153"/>
+    <w:lsdException w:name="Medium Shading 1 Accent 3" w:uiPriority="339"/>
     <w:lsdException w:name="Medium Shading 2 Accent 3"/>
     <w:lsdException w:name="Medium List 1 Accent 3"/>
     <w:lsdException w:name="Medium List 2 Accent 3"/>
@@ -25313,7 +25333,7 @@
     <w:lsdException w:name="Light Shading Accent 4"/>
     <w:lsdException w:name="Light List Accent 4"/>
     <w:lsdException w:name="Light Grid Accent 4"/>
-    <w:lsdException w:name="Medium Shading 1 Accent 4" w:uiPriority="153"/>
+    <w:lsdException w:name="Medium Shading 1 Accent 4" w:uiPriority="339"/>
     <w:lsdException w:name="Medium Shading 2 Accent 4"/>
     <w:lsdException w:name="Medium List 1 Accent 4"/>
     <w:lsdException w:name="Medium List 2 Accent 4"/>
@@ -25327,7 +25347,7 @@
     <w:lsdException w:name="Light Shading Accent 5"/>
     <w:lsdException w:name="Light List Accent 5"/>
     <w:lsdException w:name="Light Grid Accent 5"/>
-    <w:lsdException w:name="Medium Shading 1 Accent 5" w:uiPriority="153"/>
+    <w:lsdException w:name="Medium Shading 1 Accent 5" w:uiPriority="339"/>
     <w:lsdException w:name="Medium Shading 2 Accent 5"/>
     <w:lsdException w:name="Medium List 1 Accent 5"/>
     <w:lsdException w:name="Medium List 2 Accent 5"/>
@@ -25341,7 +25361,7 @@
     <w:lsdException w:name="Light Shading Accent 6"/>
     <w:lsdException w:name="Light List Accent 6"/>
     <w:lsdException w:name="Light Grid Accent 6"/>
-    <w:lsdException w:name="Medium Shading 1 Accent 6" w:uiPriority="153"/>
+    <w:lsdException w:name="Medium Shading 1 Accent 6" w:uiPriority="339"/>
     <w:lsdException w:name="Medium Shading 2 Accent 6"/>
     <w:lsdException w:name="Medium List 1 Accent 6"/>
     <w:lsdException w:name="Medium List 2 Accent 6"/>
@@ -25352,13 +25372,13 @@
     <w:lsdException w:name="Colorful Shading Accent 6"/>
     <w:lsdException w:name="Colorful List Accent 6"/>
     <w:lsdException w:name="Colorful Grid Accent 6"/>
-    <w:lsdException w:name="Subtle Emphasis" w:uiPriority="55" w:qFormat="1"/>
-    <w:lsdException w:name="Intense Emphasis" w:uiPriority="81" w:qFormat="1"/>
-    <w:lsdException w:name="Subtle Reference" w:uiPriority="115" w:qFormat="1"/>
-    <w:lsdException w:name="Intense Reference" w:uiPriority="128" w:qFormat="1"/>
-    <w:lsdException w:name="Book Title" w:uiPriority="129" w:qFormat="1"/>
-    <w:lsdException w:name="Bibliography" w:semiHidden="1" w:uiPriority="133" w:unhideWhenUsed="1"/>
-    <w:lsdException w:name="TOC Heading" w:semiHidden="1" w:uiPriority="135" w:unhideWhenUsed="1" w:qFormat="1"/>
+    <w:lsdException w:name="Subtle Emphasis" w:uiPriority="85" w:qFormat="1"/>
+    <w:lsdException w:name="Intense Emphasis" w:uiPriority="129" w:qFormat="1"/>
+    <w:lsdException w:name="Subtle Reference" w:uiPriority="277" w:qFormat="1"/>
+    <w:lsdException w:name="Intense Reference" w:uiPriority="296" w:qFormat="1"/>
+    <w:lsdException w:name="Book Title" w:uiPriority="297" w:qFormat="1"/>
+    <w:lsdException w:name="Bibliography" w:semiHidden="1" w:uiPriority="307" w:unhideWhenUsed="1"/>
+    <w:lsdException w:name="TOC Heading" w:semiHidden="1" w:uiPriority="309" w:unhideWhenUsed="1" w:qFormat="1"/>
   </w:latentStyles>
   <w:style w:type="paragraph" w:default="1" w:styleId="a">
     <w:name w:val="Normal"/>
